--- a/documents/Titus_Ave_Handout.docx
+++ b/documents/Titus_Ave_Handout.docx
@@ -15,7 +15,7 @@
           <w:sz w:val="32"/>
           <w:szCs w:val="32"/>
         </w:rPr>
-        <w:t xml:space="preserve">STOP THE 13-UNIT APARTMENT COMPLEX</w:t>
+        <w:t xml:space="preserve">STOP THE 13-UNIT TOWNHOUSE DEVELOPMENT</w:t>
       </w:r>
     </w:p>
     <w:p>
@@ -36,7 +36,7 @@
     <w:p>
       <w:pPr>
         <w:shd w:fill="8B0000" w:val="clear"/>
-        <w:spacing w:after="40" w:before="40"/>
+        <w:spacing w:before="40" w:after="40"/>
         <w:jc w:val="center"/>
       </w:pPr>
       <w:r>
@@ -79,7 +79,7 @@
                     </pic:cNvPicPr>
                   </pic:nvPicPr>
                   <pic:blipFill>
-                    <a:blip r:embed="rId7" cstate="none"/>
+                    <a:blip r:embed="rId6" cstate="none"/>
                     <a:srcRect/>
                     <a:stretch>
                       <a:fillRect/>
@@ -178,7 +178,7 @@
                 <w:sz w:val="21"/>
                 <w:szCs w:val="21"/>
               </w:rPr>
-              <w:t xml:space="preserve">No safety, traffic, parking, or light study</w:t>
+              <w:t xml:space="preserve">The City just rezoned this corner single-family</w:t>
             </w:r>
           </w:p>
         </w:tc>
@@ -218,7 +218,7 @@
                           </pic:cNvPicPr>
                         </pic:nvPicPr>
                         <pic:blipFill>
-                          <a:blip r:embed="rId8" cstate="none"/>
+                          <a:blip r:embed="rId7" cstate="none"/>
                           <a:srcRect/>
                           <a:stretch>
                             <a:fillRect/>
@@ -254,7 +254,7 @@
                 <w:sz w:val="14"/>
                 <w:szCs w:val="14"/>
               </w:rPr>
-              <w:t xml:space="preserve">This complex vs. every surrounding single-family lot</w:t>
+              <w:t xml:space="preserve">The proposal, surrounded by single-family homes on Mystic St., Titus Ave. and Calef Rd.</w:t>
             </w:r>
           </w:p>
         </w:tc>
@@ -363,7 +363,7 @@
                 <w:sz w:val="21"/>
                 <w:szCs w:val="21"/>
               </w:rPr>
-              <w:t xml:space="preserve">Only 20 parking spaces for potentially 40+ residents</w:t>
+              <w:t xml:space="preserve">No appraisal, no market data — only the developer's say-so</w:t>
             </w:r>
           </w:p>
         </w:tc>
@@ -448,7 +448,7 @@
           <w:sz w:val="19"/>
           <w:szCs w:val="19"/>
         </w:rPr>
-        <w:t xml:space="preserve">The lot is 49,484 sq ft — zoning requires 78,000 sq ft for this many units. They're building on about 60% of the land the rules require.</w:t>
+        <w:t xml:space="preserve">The lot is 49,484 sq ft — zoning requires 78,000 sq ft for this many units. Even under the ordinance's most generous density rule, this land supports 8 units. They want 13.</w:t>
       </w:r>
     </w:p>
     <w:p>
@@ -482,7 +482,7 @@
           <w:sz w:val="20"/>
           <w:szCs w:val="20"/>
         </w:rPr>
-        <w:t xml:space="preserve">Underparked — 20 spots for 26 bedrooms means overflow parking on Titus Ave, Calef Road, and Mystic Street.</w:t>
+        <w:t xml:space="preserve">The City rewrote its zoning ordinance this year (effective March 1, 2026) and kept this corner single-family. The developer bought the lot from the City in 2024 knowing that.</w:t>
       </w:r>
     </w:p>
     <w:p>
@@ -499,6 +499,23 @@
           <w:sz w:val="20"/>
           <w:szCs w:val="20"/>
         </w:rPr>
+        <w:t xml:space="preserve">No traffic or safety analysis for a corner already shared with a 96-unit complex — the City's review marks intersection visibility “No Information.”</w:t>
+      </w:r>
+    </w:p>
+    <w:p>
+      <w:pPr>
+        <w:pStyle w:val="ListParagraph"/>
+        <w:numPr>
+          <w:ilvl w:val="0"/>
+          <w:numId w:val="2"/>
+        </w:numPr>
+        <w:spacing w:after="45"/>
+      </w:pPr>
+      <w:r>
+        <w:rPr>
+          <w:sz w:val="20"/>
+          <w:szCs w:val="20"/>
+        </w:rPr>
         <w:t xml:space="preserve">Exceeds maximum height restrictions — 38 feet proposed where 35 feet is the max allowed.</w:t>
       </w:r>
     </w:p>
@@ -513,7 +530,7 @@
           <w:top w:val="single" w:color="000000" w:sz="6"/>
         </w:pBdr>
         <w:shd w:fill="8B0000" w:val="clear"/>
-        <w:spacing w:after="40" w:before="15"/>
+        <w:spacing w:before="15" w:after="40"/>
         <w:jc w:val="center"/>
       </w:pPr>
       <w:r>
@@ -529,7 +546,7 @@
     </w:p>
     <w:p>
       <w:pPr>
-        <w:spacing w:after="25" w:before="0"/>
+        <w:spacing w:before="0" w:after="25"/>
       </w:pPr>
       <w:r>
         <w:rPr>
@@ -781,7 +798,7 @@
     </w:p>
     <w:p>
       <w:pPr>
-        <w:spacing w:after="30" w:before="50"/>
+        <w:spacing w:before="50" w:after="30"/>
       </w:pPr>
       <w:r>
         <w:rPr>
@@ -816,43 +833,6 @@
 
 <file path=word/comments.xml><?xml version="1.0" encoding="utf-8"?>
 <w:comments xmlns:cx="http://schemas.microsoft.com/office/drawing/2014/chartex" xmlns:cx1="http://schemas.microsoft.com/office/drawing/2015/9/8/chartex" xmlns:cx2="http://schemas.microsoft.com/office/drawing/2015/10/21/chartex" xmlns:cx3="http://schemas.microsoft.com/office/drawing/2016/5/9/chartex" xmlns:cx4="http://schemas.microsoft.com/office/drawing/2016/5/10/chartex" xmlns:cx5="http://schemas.microsoft.com/office/drawing/2016/5/11/chartex" xmlns:cx6="http://schemas.microsoft.com/office/drawing/2016/5/12/chartex" xmlns:cx7="http://schemas.microsoft.com/office/drawing/2016/5/13/chartex" xmlns:cx8="http://schemas.microsoft.com/office/drawing/2016/5/14/chartex" xmlns:mc="http://schemas.openxmlformats.org/markup-compatibility/2006" xmlns:aink="http://schemas.microsoft.com/office/drawing/2016/ink" xmlns:am3d="http://schemas.microsoft.com/office/drawing/2017/model3d" xmlns:o="urn:schemas-microsoft-com:office:office" xmlns:r="http://schemas.openxmlformats.org/officeDocument/2006/relationships" xmlns:m="http://schemas.openxmlformats.org/officeDocument/2006/math" xmlns:v="urn:schemas-microsoft-com:vml" xmlns:wp14="http://schemas.microsoft.com/office/word/2010/wordprocessingDrawing" xmlns:wp="http://schemas.openxmlformats.org/drawingml/2006/wordprocessingDrawing" xmlns:w10="urn:schemas-microsoft-com:office:word" xmlns:w="http://schemas.openxmlformats.org/wordprocessingml/2006/main" xmlns:w14="http://schemas.microsoft.com/office/word/2010/wordml" xmlns:w15="http://schemas.microsoft.com/office/word/2012/wordml" xmlns:w16cex="http://schemas.microsoft.com/office/word/2018/wordml/cex" xmlns:w16cid="http://schemas.microsoft.com/office/word/2016/wordml/cid" xmlns:w16="http://schemas.microsoft.com/office/word/2018/wordml" xmlns:w16sdtdh="http://schemas.microsoft.com/office/word/2020/wordml/sdtdatahash" xmlns:w16se="http://schemas.microsoft.com/office/word/2015/wordml/symex" xmlns:wpg="http://schemas.microsoft.com/office/word/2010/wordprocessingGroup" xmlns:wpi="http://schemas.microsoft.com/office/word/2010/wordprocessingInk" xmlns:wne="http://schemas.microsoft.com/office/word/2006/wordml" xmlns:wps="http://schemas.microsoft.com/office/word/2010/wordprocessingShape"/>
-</file>
-
-<file path=word/endnotes.xml><?xml version="1.0" encoding="utf-8"?>
-<w:endnotes xmlns:wpc="http://schemas.microsoft.com/office/word/2010/wordprocessingCanvas" xmlns:mc="http://schemas.openxmlformats.org/markup-compatibility/2006" xmlns:o="urn:schemas-microsoft-com:office:office" xmlns:r="http://schemas.openxmlformats.org/officeDocument/2006/relationships" xmlns:m="http://schemas.openxmlformats.org/officeDocument/2006/math" xmlns:v="urn:schemas-microsoft-com:vml" xmlns:wp14="http://schemas.microsoft.com/office/word/2010/wordprocessingDrawing" xmlns:wp="http://schemas.openxmlformats.org/drawingml/2006/wordprocessingDrawing" xmlns:w10="urn:schemas-microsoft-com:office:word" xmlns:w="http://schemas.openxmlformats.org/wordprocessingml/2006/main" xmlns:w14="http://schemas.microsoft.com/office/word/2010/wordml" xmlns:w15="http://schemas.microsoft.com/office/word/2012/wordml" xmlns:wpg="http://schemas.microsoft.com/office/word/2010/wordprocessingGroup" xmlns:wpi="http://schemas.microsoft.com/office/word/2010/wordprocessingInk" xmlns:wne="http://schemas.microsoft.com/office/word/2006/wordml" xmlns:wps="http://schemas.microsoft.com/office/word/2010/wordprocessingShape" mc:Ignorable="w14 w15 wp14">
-  <w:endnote w:type="separator" w:id="-1">
-    <w:p>
-      <w:pPr>
-        <w:spacing w:after="0" w:line="240" w:lineRule="auto"/>
-      </w:pPr>
-      <w:r>
-        <w:rPr>
-          <w:rStyle w:val="EndnoteReference"/>
-        </w:rPr>
-        <w:endnoteRef/>
-      </w:r>
-      <w:r>
-        <w:separator/>
-      </w:r>
-    </w:p>
-  </w:endnote>
-  <w:endnote w:type="continuationSeparator" w:id="0">
-    <w:p>
-      <w:pPr>
-        <w:spacing w:after="0" w:line="240" w:lineRule="auto"/>
-      </w:pPr>
-      <w:r>
-        <w:rPr>
-          <w:rStyle w:val="EndnoteReference"/>
-        </w:rPr>
-        <w:endnoteRef/>
-      </w:r>
-      <w:r>
-        <w:continuationSeparator/>
-      </w:r>
-    </w:p>
-  </w:endnote>
-</w:endnotes>
 </file>
 
 <file path=word/footnotes.xml><?xml version="1.0" encoding="utf-8"?>
@@ -1104,8 +1084,8 @@
     <w:uiPriority w:val="99"/>
     <w:unhideWhenUsed/>
     <w:rPr>
+      <w:u w:val="single"/>
       <w:color w:val="0563C1"/>
-      <w:u w:val="single"/>
     </w:rPr>
   </w:style>
   <w:style w:type="character" w:styleId="FootnoteReference">
@@ -1145,42 +1125,5 @@
       <w:szCs w:val="20"/>
     </w:rPr>
   </w:style>
-  <w:style w:type="character" w:styleId="EndnoteReference">
-    <w:name w:val="endnote reference"/>
-    <w:basedOn w:val="DefaultParagraphFont"/>
-    <w:uiPriority w:val="99"/>
-    <w:semiHidden/>
-    <w:unhideWhenUsed/>
-    <w:rPr>
-      <w:vertAlign w:val="superscript"/>
-    </w:rPr>
-  </w:style>
-  <w:style w:type="paragraph" w:styleId="EndnoteText">
-    <w:name w:val="endnote text"/>
-    <w:basedOn w:val="Normal"/>
-    <w:link w:val="EndnoteTextChar"/>
-    <w:uiPriority w:val="99"/>
-    <w:semiHidden/>
-    <w:unhideWhenUsed/>
-    <w:pPr>
-      <w:spacing w:after="0" w:line="240" w:lineRule="auto"/>
-    </w:pPr>
-    <w:rPr>
-      <w:sz w:val="20"/>
-      <w:szCs w:val="20"/>
-    </w:rPr>
-  </w:style>
-  <w:style w:type="character" w:styleId="EndnoteTextChar">
-    <w:name w:val="Endnote Text Char"/>
-    <w:basedOn w:val="DefaultParagraphFont"/>
-    <w:link w:val="EndnoteText"/>
-    <w:uiPriority w:val="99"/>
-    <w:semiHidden/>
-    <w:unhideWhenUsed/>
-    <w:rPr>
-      <w:sz w:val="20"/>
-      <w:szCs w:val="20"/>
-    </w:rPr>
-  </w:style>
 </w:styles>
 </file>